--- a/word_reports/위치_127_Bing Crosby_Merry Christmas.docx
+++ b/word_reports/위치_127_Bing Crosby_Merry Christmas.docx
@@ -4,7 +4,7 @@
   <w:body>
     <w:p>
       <w:pPr>
-        <w:spacing w:after="280"/>
+        <w:spacing w:after="80"/>
       </w:pPr>
       <w:r>
         <w:rPr w:rFonts="맑은 고딕">
@@ -13,94 +13,47 @@
           <w:color w:val="1E3A8A"/>
           <w:sz w:val="30"/>
         </w:rPr>
-        <w:t>[127] Bing Crosby - Merry Christmas</w:t>
+        <w:t>Bing Crosby (빙 크로스비) - Merry Christmas</w:t>
       </w:r>
     </w:p>
     <w:p>
       <w:pPr>
-        <w:spacing w:after="320"/>
+        <w:spacing w:after="240"/>
       </w:pPr>
       <w:r>
         <w:rPr w:rFonts="맑은 고딕">
           <w:rFonts w:ascii="맑은 고딕" w:hAnsi="맑은 고딕" w:eastAsia="맑은 고딕"/>
           <w:b/>
-          <w:sz w:val="20"/>
+          <w:color w:val="4B5563"/>
+          <w:sz w:val="22"/>
         </w:rPr>
-        <w:t>■ 위치 : 127</w:t>
-        <w:br/>
-      </w:r>
-      <w:r>
-        <w:rPr w:rFonts="맑은 고딕">
-          <w:rFonts w:ascii="맑은 고딕" w:hAnsi="맑은 고딕" w:eastAsia="맑은 고딕"/>
-          <w:b/>
-          <w:sz w:val="20"/>
-        </w:rPr>
-        <w:t>■ 아티스트 : Bing Crosby</w:t>
-        <w:br/>
-      </w:r>
-      <w:r>
-        <w:rPr w:rFonts="맑은 고딕">
-          <w:rFonts w:ascii="맑은 고딕" w:hAnsi="맑은 고딕" w:eastAsia="맑은 고딕"/>
-          <w:b/>
-          <w:sz w:val="20"/>
-        </w:rPr>
-        <w:t>■ 앨범명 : Merry Christmas</w:t>
-        <w:br/>
-      </w:r>
-      <w:r>
-        <w:rPr w:rFonts="맑은 고딕">
-          <w:rFonts w:ascii="맑은 고딕" w:hAnsi="맑은 고딕" w:eastAsia="맑은 고딕"/>
-          <w:b w:val="0"/>
-          <w:sz w:val="20"/>
-        </w:rPr>
-        <w:t>■ 음반 레이블 : Decca</w:t>
-        <w:br/>
-      </w:r>
-      <w:r>
-        <w:rPr w:rFonts="맑은 고딕">
-          <w:rFonts w:ascii="맑은 고딕" w:hAnsi="맑은 고딕" w:eastAsia="맑은 고딕"/>
-          <w:b w:val="0"/>
-          <w:sz w:val="20"/>
-        </w:rPr>
-        <w:t>■ 발매년도 : 1945</w:t>
-        <w:br/>
-      </w:r>
-      <w:r>
-        <w:rPr w:rFonts="맑은 고딕">
-          <w:rFonts w:ascii="맑은 고딕" w:hAnsi="맑은 고딕" w:eastAsia="맑은 고딕"/>
-          <w:b w:val="0"/>
-          <w:sz w:val="20"/>
-        </w:rPr>
-        <w:t>■ 장르 : 트래디셔널 팝, 홀리데이 (Traditional Pop, Holiday)</w:t>
-        <w:br/>
-      </w:r>
-      <w:r>
-        <w:rPr w:rFonts="맑은 고딕">
-          <w:rFonts w:ascii="맑은 고딕" w:hAnsi="맑은 고딕" w:eastAsia="맑은 고딕"/>
-          <w:b w:val="0"/>
-          <w:sz w:val="20"/>
-        </w:rPr>
-        <w:t>■ 주요 수록곡 : 1. White Christmas</w:t>
-        <w:br/>
+        <w:t>위치 :  127</w:t>
       </w:r>
     </w:p>
     <w:p>
       <w:pPr>
-        <w:spacing w:after="160"/>
+        <w:spacing w:line="324" w:lineRule="auto" w:before="80" w:after="160"/>
       </w:pPr>
       <w:r>
         <w:rPr w:rFonts="맑은 고딕">
           <w:rFonts w:ascii="맑은 고딕" w:hAnsi="맑은 고딕" w:eastAsia="맑은 고딕"/>
           <w:b/>
           <w:color w:val="1F2937"/>
-          <w:sz w:val="24"/>
+          <w:sz w:val="22"/>
         </w:rPr>
-        <w:t>■ 음반 해설 및 감상 가이드</w:t>
+        <w:t xml:space="preserve">[음반 소개] </w:t>
+      </w:r>
+      <w:r>
+        <w:rPr w:rFonts="맑은 고딕">
+          <w:rFonts w:ascii="맑은 고딕" w:hAnsi="맑은 고딕" w:eastAsia="맑은 고딕"/>
+          <w:b w:val="0"/>
+          <w:sz w:val="21"/>
+        </w:rPr>
       </w:r>
     </w:p>
     <w:p>
       <w:pPr>
-        <w:spacing w:line="312" w:lineRule="auto" w:after="120"/>
+        <w:spacing w:line="324" w:lineRule="auto" w:after="120"/>
       </w:pPr>
       <w:r>
         <w:rPr w:rFonts="맑은 고딕">
@@ -108,51 +61,516 @@
           <w:b w:val="0"/>
           <w:sz w:val="21"/>
         </w:rPr>
-        <w:t>20세기 대중음악사에서 가장 거대하고 영속적인 유산을 남긴 캐럴 앨범을 꼽는다면 단연 빙 크로스비(Bing Crosby)의 《Merry Christmas》일 것입니다. 1945년 데카(Decca) 레이블을 통해 78rpm 앨범 세트로 처음 선보인 이 음반은 크리스마스 음악의 판도를 영원히 바꾸어 놓았습니다. 제2차 세계대전의 비극이 막바지에 다다랐던 시기, 고향과 가족을 그리워하던 수많은 전선의 병사들과 대중에게 이 음반은 단순한 음악 이상의 깊은 위로와 평안을 안겨주었습니다. 훗날 《White Christmas》라는 타이틀로 재발매되기도 한 이 음반은 홀리데이 음악의 기준을 제시한 불멸의 명반입니다.</w:t>
+        <w:t>겨울이 깊어지고 첫눈이 내리는 날이면 세대를 초월하여 우리의 귓가를 가장 따스하게 감싸 안는 목소리는 단연 빙 크로스비의 벨벳 같은 바리톤입니다. 1945년 처음 묶여 나온 이 음반은 단순한 캐럴 모음집을 넘어, 차가운 계절마다 인류의 가슴속에 평화와 온기를 지펴온 음악사상 가장 위대한 크리스마스의 고전입니다. 턴테이블 위에서 부드럽게 돌아가는 바이닐의 소릿골은 지나간 시절에 대한 아련한 향수와 함께 영원히 바래지 않을 축복의 서정을 피워 올립니다. 성탄의 진정한 의미와 낭만을 이토록 기품 있고 포근하게 담아낸 예술적 유산은 대중음악사에서 다시 찾기 힘든 축복입니다.</w:t>
       </w:r>
     </w:p>
     <w:p>
       <w:pPr>
-        <w:spacing w:line="312" w:lineRule="auto" w:after="120"/>
+        <w:spacing w:line="324" w:lineRule="auto" w:before="200" w:after="80"/>
       </w:pPr>
+      <w:r>
+        <w:rPr w:rFonts="맑은 고딕">
+          <w:rFonts w:ascii="맑은 고딕" w:hAnsi="맑은 고딕" w:eastAsia="맑은 고딕"/>
+          <w:b/>
+          <w:color w:val="1E3A8A"/>
+          <w:sz w:val="24"/>
+        </w:rPr>
+        <w:t>1. 음반 데이터</w:t>
+      </w:r>
+    </w:p>
+    <w:p>
+      <w:pPr>
+        <w:spacing w:line="324" w:lineRule="auto" w:after="80"/>
+      </w:pPr>
+      <w:r>
+        <w:rPr w:rFonts="맑은 고딕">
+          <w:rFonts w:ascii="맑은 고딕" w:hAnsi="맑은 고딕" w:eastAsia="맑은 고딕"/>
+          <w:b w:val="0"/>
+          <w:color w:val="6B7280"/>
+          <w:sz w:val="21"/>
+        </w:rPr>
+        <w:t xml:space="preserve">· </w:t>
+      </w:r>
+      <w:r>
+        <w:rPr w:rFonts="맑은 고딕">
+          <w:rFonts w:ascii="맑은 고딕" w:hAnsi="맑은 고딕" w:eastAsia="맑은 고딕"/>
+          <w:b/>
+          <w:color w:val="1F2937"/>
+          <w:sz w:val="21"/>
+        </w:rPr>
+        <w:t xml:space="preserve">앨범명: </w:t>
+      </w:r>
       <w:r>
         <w:rPr w:rFonts="맑은 고딕">
           <w:rFonts w:ascii="맑은 고딕" w:hAnsi="맑은 고딕" w:eastAsia="맑은 고딕"/>
           <w:b w:val="0"/>
           <w:sz w:val="21"/>
         </w:rPr>
-        <w:t>이 음반의 핵심은 단연 빙 크로스비 특유의 온화하고 부드러운 '크루닝(Crooning)' 보컬 스타일입니다. 마이크 기술의 발전과 함께 대중화된 크루닝 기법은 듣는 이의 귀가에 속삭이듯 따뜻하고 친근한 감성을 전달합니다. 존 스콧 트로터(John Scott Trotter)와 빅터 영(Victor Young)이 이끄는 오케스트라의 풍성하고 고풍스러운 편곡은 크로스비의 깊은 바리톤 음색과 완벽한 조화를 이룹니다. 웅장하면서도 서정적인 현악 섹션과 따스한 풍금 소리는 눈 내리는 겨울밤의 포근한 풍경을 시각적으로 구현하듯 오감을 자극합니다.</w:t>
+        <w:t>Merry Christmas</w:t>
       </w:r>
     </w:p>
     <w:p>
       <w:pPr>
-        <w:spacing w:line="312" w:lineRule="auto" w:after="120"/>
+        <w:spacing w:line="324" w:lineRule="auto" w:after="80"/>
       </w:pPr>
+      <w:r>
+        <w:rPr w:rFonts="맑은 고딕">
+          <w:rFonts w:ascii="맑은 고딕" w:hAnsi="맑은 고딕" w:eastAsia="맑은 고딕"/>
+          <w:b w:val="0"/>
+          <w:color w:val="6B7280"/>
+          <w:sz w:val="21"/>
+        </w:rPr>
+        <w:t xml:space="preserve">· </w:t>
+      </w:r>
+      <w:r>
+        <w:rPr w:rFonts="맑은 고딕">
+          <w:rFonts w:ascii="맑은 고딕" w:hAnsi="맑은 고딕" w:eastAsia="맑은 고딕"/>
+          <w:b/>
+          <w:color w:val="1F2937"/>
+          <w:sz w:val="21"/>
+        </w:rPr>
+        <w:t xml:space="preserve">아티스트: </w:t>
+      </w:r>
       <w:r>
         <w:rPr w:rFonts="맑은 고딕">
           <w:rFonts w:ascii="맑은 고딕" w:hAnsi="맑은 고딕" w:eastAsia="맑은 고딕"/>
           <w:b w:val="0"/>
           <w:sz w:val="21"/>
         </w:rPr>
-        <w:t>앨범을 대표하는 불후의 명곡 〈White Christmas〉는 작곡가 어빙 버린(Irving Berlin)의 뛰어난 멜로디 감각과 크로스비의 절제된 감성이 만나 경건함마저 느끼게 합니다. 이 곡은 기네스북에 등재될 정도로 대중음악 역사상 가장 많이 판매된 단일 싱글이라는 금자탑을 쌓았습니다. 음반은 성스러운 발라드에만 머물지 않고, 당대 최고의 여성 가창 그룹인 앤드류스 시스터즈(The Andrews Sisters)와의 협업을 통해 〈Jingle Bells〉, 〈Santa Claus Is Comin' to Town〉, 그리고 하와이풍의 이색적인 캐럴 〈Mele Kalikimaka〉 등 경쾌한 스윙감과 해학이 넘치는 수록곡들을 배치가 함으로써 음반 전체에 활력과 입체감을 불어넣었습니다.</w:t>
+        <w:t>Bing Crosby (빙 크로스비)</w:t>
       </w:r>
     </w:p>
     <w:p>
       <w:pPr>
-        <w:spacing w:line="312" w:lineRule="auto" w:after="120"/>
+        <w:spacing w:line="324" w:lineRule="auto" w:after="80"/>
       </w:pPr>
+      <w:r>
+        <w:rPr w:rFonts="맑은 고딕">
+          <w:rFonts w:ascii="맑은 고딕" w:hAnsi="맑은 고딕" w:eastAsia="맑은 고딕"/>
+          <w:b w:val="0"/>
+          <w:color w:val="6B7280"/>
+          <w:sz w:val="21"/>
+        </w:rPr>
+        <w:t xml:space="preserve">· </w:t>
+      </w:r>
+      <w:r>
+        <w:rPr w:rFonts="맑은 고딕">
+          <w:rFonts w:ascii="맑은 고딕" w:hAnsi="맑은 고딕" w:eastAsia="맑은 고딕"/>
+          <w:b/>
+          <w:color w:val="1F2937"/>
+          <w:sz w:val="21"/>
+        </w:rPr>
+        <w:t xml:space="preserve">발매 정보: </w:t>
+      </w:r>
       <w:r>
         <w:rPr w:rFonts="맑은 고딕">
           <w:rFonts w:ascii="맑은 고딕" w:hAnsi="맑은 고딕" w:eastAsia="맑은 고딕"/>
           <w:b w:val="0"/>
           <w:sz w:val="21"/>
         </w:rPr>
-        <w:t>아날로그 LP 포맷으로 감상하는 《Merry Christmas》는 특유의 따뜻한 중저음 질감과 바이닐 특유의 미세한 바스락거림이 더해져 클래식한 멋을 한층 더 극대화합니다. 턴테이블 위에서 회전하는 음반을 통해 퍼지는 빙 크로스비의 목소리는 시대를 초월하여 지친 현대인의 마음을 보듬어주고, 가장 완벽했던 시절의 크리스마스 향수를 온전히 재생해 내는 특별한 경험을 선사할 것입니다.</w:t>
+        <w:t>1945년 데카(Decca Records) 레이블을 통해 78회전 SP 앨범 세트로 첫선을 보인 후, 1950년대 LP(10인치 및 12인치) 포맷으로 재발매되며 전 세계 크리스마스 앨범의 절대적인 기준이자 원형으로 자리 잡았습니다.</w:t>
+      </w:r>
+    </w:p>
+    <w:p>
+      <w:pPr>
+        <w:spacing w:line="324" w:lineRule="auto" w:after="80"/>
+      </w:pPr>
+      <w:r>
+        <w:rPr w:rFonts="맑은 고딕">
+          <w:rFonts w:ascii="맑은 고딕" w:hAnsi="맑은 고딕" w:eastAsia="맑은 고딕"/>
+          <w:b w:val="0"/>
+          <w:color w:val="6B7280"/>
+          <w:sz w:val="21"/>
+        </w:rPr>
+        <w:t xml:space="preserve">· </w:t>
+      </w:r>
+      <w:r>
+        <w:rPr w:rFonts="맑은 고딕">
+          <w:rFonts w:ascii="맑은 고딕" w:hAnsi="맑은 고딕" w:eastAsia="맑은 고딕"/>
+          <w:b/>
+          <w:color w:val="1F2937"/>
+          <w:sz w:val="21"/>
+        </w:rPr>
+        <w:t xml:space="preserve">LP 인기도(판매량): </w:t>
+      </w:r>
+      <w:r>
+        <w:rPr w:rFonts="맑은 고딕">
+          <w:rFonts w:ascii="맑은 고딕" w:hAnsi="맑은 고딕" w:eastAsia="맑은 고딕"/>
+          <w:b w:val="0"/>
+          <w:sz w:val="21"/>
+        </w:rPr>
+        <w:t>수록곡 'White Christmas'는 단일 싱글로만 전 세계 5,000만 장 이상의 경이적인 판매고를 기록하며 기네스 세계 기록에 등재되었고, 본 앨범 전체로는 누적 1,500만 장 이상의 판매량을 달성하며 빌보드 팝 앨범 차트 정상을 수차례 차지했습니다.</w:t>
+      </w:r>
+    </w:p>
+    <w:p>
+      <w:pPr>
+        <w:spacing w:line="324" w:lineRule="auto" w:after="80"/>
+      </w:pPr>
+      <w:r>
+        <w:rPr w:rFonts="맑은 고딕">
+          <w:rFonts w:ascii="맑은 고딕" w:hAnsi="맑은 고딕" w:eastAsia="맑은 고딕"/>
+          <w:b w:val="0"/>
+          <w:color w:val="6B7280"/>
+          <w:sz w:val="21"/>
+        </w:rPr>
+        <w:t xml:space="preserve">· </w:t>
+      </w:r>
+      <w:r>
+        <w:rPr w:rFonts="맑은 고딕">
+          <w:rFonts w:ascii="맑은 고딕" w:hAnsi="맑은 고딕" w:eastAsia="맑은 고딕"/>
+          <w:b/>
+          <w:color w:val="1F2937"/>
+          <w:sz w:val="21"/>
+        </w:rPr>
+        <w:t xml:space="preserve">각종 수상경력: </w:t>
+      </w:r>
+      <w:r>
+        <w:rPr w:rFonts="맑은 고딕">
+          <w:rFonts w:ascii="맑은 고딕" w:hAnsi="맑은 고딕" w:eastAsia="맑은 고딕"/>
+          <w:b w:val="0"/>
+          <w:sz w:val="21"/>
+        </w:rPr>
+        <w:t>타이틀 격인 'White Christmas'로 1942년 아카데미 주제가상을 수상하였으며, 1974년 그래미 명예의 전당(Grammy Hall of Fame) 헌액, 미 의회도서관 국가 녹음 등재목록에 영구 보존 음원으로 선정되어 그 불멸의 권위를 공인받았습니다.</w:t>
+      </w:r>
+    </w:p>
+    <w:p>
+      <w:pPr>
+        <w:spacing w:line="324" w:lineRule="auto" w:before="200" w:after="80"/>
+      </w:pPr>
+      <w:r>
+        <w:rPr w:rFonts="맑은 고딕">
+          <w:rFonts w:ascii="맑은 고딕" w:hAnsi="맑은 고딕" w:eastAsia="맑은 고딕"/>
+          <w:b/>
+          <w:color w:val="1E3A8A"/>
+          <w:sz w:val="24"/>
+        </w:rPr>
+        <w:t>2. 아티스트 정보</w:t>
+      </w:r>
+    </w:p>
+    <w:p>
+      <w:pPr>
+        <w:spacing w:line="324" w:lineRule="auto" w:after="80"/>
+      </w:pPr>
+      <w:r>
+        <w:rPr w:rFonts="맑은 고딕">
+          <w:rFonts w:ascii="맑은 고딕" w:hAnsi="맑은 고딕" w:eastAsia="맑은 고딕"/>
+          <w:b w:val="0"/>
+          <w:color w:val="6B7280"/>
+          <w:sz w:val="21"/>
+        </w:rPr>
+        <w:t xml:space="preserve">· </w:t>
+      </w:r>
+      <w:r>
+        <w:rPr w:rFonts="맑은 고딕">
+          <w:rFonts w:ascii="맑은 고딕" w:hAnsi="맑은 고딕" w:eastAsia="맑은 고딕"/>
+          <w:b/>
+          <w:color w:val="1F2937"/>
+          <w:sz w:val="21"/>
+        </w:rPr>
+        <w:t xml:space="preserve">국적: </w:t>
+      </w:r>
+      <w:r>
+        <w:rPr w:rFonts="맑은 고딕">
+          <w:rFonts w:ascii="맑은 고딕" w:hAnsi="맑은 고딕" w:eastAsia="맑은 고딕"/>
+          <w:b w:val="0"/>
+          <w:sz w:val="21"/>
+        </w:rPr>
+        <w:t>미국 (USA)</w:t>
+      </w:r>
+    </w:p>
+    <w:p>
+      <w:pPr>
+        <w:spacing w:line="324" w:lineRule="auto" w:after="80"/>
+      </w:pPr>
+      <w:r>
+        <w:rPr w:rFonts="맑은 고딕">
+          <w:rFonts w:ascii="맑은 고딕" w:hAnsi="맑은 고딕" w:eastAsia="맑은 고딕"/>
+          <w:b w:val="0"/>
+          <w:color w:val="6B7280"/>
+          <w:sz w:val="21"/>
+        </w:rPr>
+        <w:t xml:space="preserve">· </w:t>
+      </w:r>
+      <w:r>
+        <w:rPr w:rFonts="맑은 고딕">
+          <w:rFonts w:ascii="맑은 고딕" w:hAnsi="맑은 고딕" w:eastAsia="맑은 고딕"/>
+          <w:b/>
+          <w:color w:val="1F2937"/>
+          <w:sz w:val="21"/>
+        </w:rPr>
+        <w:t xml:space="preserve">생몰년도: </w:t>
+      </w:r>
+      <w:r>
+        <w:rPr w:rFonts="맑은 고딕">
+          <w:rFonts w:ascii="맑은 고딕" w:hAnsi="맑은 고딕" w:eastAsia="맑은 고딕"/>
+          <w:b w:val="0"/>
+          <w:sz w:val="21"/>
+        </w:rPr>
+        <w:t>1903년 5월 3일 ~ 1977년 10월 14일</w:t>
+      </w:r>
+    </w:p>
+    <w:p>
+      <w:pPr>
+        <w:spacing w:line="324" w:lineRule="auto" w:after="80"/>
+      </w:pPr>
+      <w:r>
+        <w:rPr w:rFonts="맑은 고딕">
+          <w:rFonts w:ascii="맑은 고딕" w:hAnsi="맑은 고딕" w:eastAsia="맑은 고딕"/>
+          <w:b w:val="0"/>
+          <w:color w:val="6B7280"/>
+          <w:sz w:val="21"/>
+        </w:rPr>
+        <w:t xml:space="preserve">· </w:t>
+      </w:r>
+      <w:r>
+        <w:rPr w:rFonts="맑은 고딕">
+          <w:rFonts w:ascii="맑은 고딕" w:hAnsi="맑은 고딕" w:eastAsia="맑은 고딕"/>
+          <w:b/>
+          <w:color w:val="1F2937"/>
+          <w:sz w:val="21"/>
+        </w:rPr>
+        <w:t xml:space="preserve">그룹 소속: </w:t>
+      </w:r>
+      <w:r>
+        <w:rPr w:rFonts="맑은 고딕">
+          <w:rFonts w:ascii="맑은 고딕" w:hAnsi="맑은 고딕" w:eastAsia="맑은 고딕"/>
+          <w:b w:val="0"/>
+          <w:sz w:val="21"/>
+        </w:rPr>
+        <w:t>솔로 (보컬리스트 겸 배우)</w:t>
+      </w:r>
+    </w:p>
+    <w:p>
+      <w:pPr>
+        <w:spacing w:line="324" w:lineRule="auto" w:after="80"/>
+      </w:pPr>
+      <w:r>
+        <w:rPr w:rFonts="맑은 고딕">
+          <w:rFonts w:ascii="맑은 고딕" w:hAnsi="맑은 고딕" w:eastAsia="맑은 고딕"/>
+          <w:b w:val="0"/>
+          <w:color w:val="6B7280"/>
+          <w:sz w:val="21"/>
+        </w:rPr>
+        <w:t xml:space="preserve">· </w:t>
+      </w:r>
+      <w:r>
+        <w:rPr w:rFonts="맑은 고딕">
+          <w:rFonts w:ascii="맑은 고딕" w:hAnsi="맑은 고딕" w:eastAsia="맑은 고딕"/>
+          <w:b/>
+          <w:color w:val="1F2937"/>
+          <w:sz w:val="21"/>
+        </w:rPr>
+        <w:t xml:space="preserve">아티스트 소개: </w:t>
+      </w:r>
+      <w:r>
+        <w:rPr w:rFonts="맑은 고딕">
+          <w:rFonts w:ascii="맑은 고딕" w:hAnsi="맑은 고딕" w:eastAsia="맑은 고딕"/>
+          <w:b w:val="0"/>
+          <w:sz w:val="21"/>
+        </w:rPr>
+        <w:t>빙 크로스비는 마이크라는 근대적 기기를 가장 지적으로 활용하여 속삭이듯 노래하는 '크루너(Crooner)' 창법의 기틀을 다진 20세기 팝 보컬의 위대한 개척자입니다. 부드럽고 깊은 울림을 지닌 바리톤 음색과 편안한 프레이징으로 재즈와 트래디셔널 팝을 완성하며, 이후 프랭크 시나트라를 비롯한 수많은 후대 보컬리스트들에게 절대적인 영향을 미쳤습니다.</w:t>
+      </w:r>
+    </w:p>
+    <w:p>
+      <w:pPr>
+        <w:spacing w:line="324" w:lineRule="auto" w:before="200" w:after="80"/>
+      </w:pPr>
+      <w:r>
+        <w:rPr w:rFonts="맑은 고딕">
+          <w:rFonts w:ascii="맑은 고딕" w:hAnsi="맑은 고딕" w:eastAsia="맑은 고딕"/>
+          <w:b/>
+          <w:color w:val="1E3A8A"/>
+          <w:sz w:val="24"/>
+        </w:rPr>
+        <w:t>3. 음반 상세 분석</w:t>
+      </w:r>
+    </w:p>
+    <w:p>
+      <w:pPr>
+        <w:spacing w:line="324" w:lineRule="auto" w:after="80"/>
+      </w:pPr>
+      <w:r>
+        <w:rPr w:rFonts="맑은 고딕">
+          <w:rFonts w:ascii="맑은 고딕" w:hAnsi="맑은 고딕" w:eastAsia="맑은 고딕"/>
+          <w:b w:val="0"/>
+          <w:color w:val="6B7280"/>
+          <w:sz w:val="21"/>
+        </w:rPr>
+        <w:t xml:space="preserve">· </w:t>
+      </w:r>
+      <w:r>
+        <w:rPr w:rFonts="맑은 고딕">
+          <w:rFonts w:ascii="맑은 고딕" w:hAnsi="맑은 고딕" w:eastAsia="맑은 고딕"/>
+          <w:b/>
+          <w:color w:val="1F2937"/>
+          <w:sz w:val="21"/>
+        </w:rPr>
+        <w:t xml:space="preserve">역사적 위치: </w:t>
+      </w:r>
+      <w:r>
+        <w:rPr w:rFonts="맑은 고딕">
+          <w:rFonts w:ascii="맑은 고딕" w:hAnsi="맑은 고딕" w:eastAsia="맑은 고딕"/>
+          <w:b w:val="0"/>
+          <w:sz w:val="21"/>
+        </w:rPr>
+        <w:t>본 앨범은 현대적 개념의 '시즌 앨범(Holiday Album)'이라는 새로운 음악적 장르와 산업적 표준을 확립한 기념비적 역작입니다. 어빙 베를린을 비롯한 당대 최고의 작곡가들과 존 스콧 트로터 오케스트라, 앤드루스 시스터스와의 완벽한 협업을 통해 대중성과 예술적 품격을 가장 이상적인 형태로 결합해 냈습니다.</w:t>
+      </w:r>
+    </w:p>
+    <w:p>
+      <w:pPr>
+        <w:spacing w:line="324" w:lineRule="auto" w:after="80"/>
+      </w:pPr>
+      <w:r>
+        <w:rPr w:rFonts="맑은 고딕">
+          <w:rFonts w:ascii="맑은 고딕" w:hAnsi="맑은 고딕" w:eastAsia="맑은 고딕"/>
+          <w:b w:val="0"/>
+          <w:color w:val="6B7280"/>
+          <w:sz w:val="21"/>
+        </w:rPr>
+        <w:t xml:space="preserve">· </w:t>
+      </w:r>
+      <w:r>
+        <w:rPr w:rFonts="맑은 고딕">
+          <w:rFonts w:ascii="맑은 고딕" w:hAnsi="맑은 고딕" w:eastAsia="맑은 고딕"/>
+          <w:b/>
+          <w:color w:val="1F2937"/>
+          <w:sz w:val="21"/>
+        </w:rPr>
+        <w:t xml:space="preserve">시대의 흔적(스토리텔링): </w:t>
+      </w:r>
+      <w:r>
+        <w:rPr w:rFonts="맑은 고딕">
+          <w:rFonts w:ascii="맑은 고딕" w:hAnsi="맑은 고딕" w:eastAsia="맑은 고딕"/>
+          <w:b w:val="0"/>
+          <w:sz w:val="21"/>
+        </w:rPr>
+        <w:t>제2차 세계대전의 포화 속에서 이역만리 전장으로 떠난 군인들과 고향에 남겨진 가족들에게 빙 크로스비의 목소리는 단순한 유행가를 넘어 절실한 위로이자 안식처였습니다. 눈 덮인 고향과 평화로운 성탄을 그리는 노래들은 상처 입은 전후 청춘들의 마음을 보듬으며, 시대의 아픔을 치유하는 집단적 위안의 상징으로 역사 속에 깊이 각인되었습니다.</w:t>
+      </w:r>
+    </w:p>
+    <w:p>
+      <w:pPr>
+        <w:spacing w:line="324" w:lineRule="auto" w:before="200" w:after="80"/>
+      </w:pPr>
+      <w:r>
+        <w:rPr w:rFonts="맑은 고딕">
+          <w:rFonts w:ascii="맑은 고딕" w:hAnsi="맑은 고딕" w:eastAsia="맑은 고딕"/>
+          <w:b/>
+          <w:color w:val="1E3A8A"/>
+          <w:sz w:val="24"/>
+        </w:rPr>
+        <w:t>4. 주요 수록곡 및 감상 제언</w:t>
+      </w:r>
+    </w:p>
+    <w:p>
+      <w:pPr>
+        <w:spacing w:line="324" w:lineRule="auto" w:after="80"/>
+      </w:pPr>
+      <w:r>
+        <w:rPr w:rFonts="맑은 고딕">
+          <w:rFonts w:ascii="맑은 고딕" w:hAnsi="맑은 고딕" w:eastAsia="맑은 고딕"/>
+          <w:b w:val="0"/>
+          <w:color w:val="6B7280"/>
+          <w:sz w:val="21"/>
+        </w:rPr>
+        <w:t xml:space="preserve">· </w:t>
+      </w:r>
+      <w:r>
+        <w:rPr w:rFonts="맑은 고딕">
+          <w:rFonts w:ascii="맑은 고딕" w:hAnsi="맑은 고딕" w:eastAsia="맑은 고딕"/>
+          <w:b/>
+          <w:color w:val="1F2937"/>
+          <w:sz w:val="21"/>
+        </w:rPr>
+        <w:t xml:space="preserve">주요 수록곡 특징: </w:t>
+      </w:r>
+      <w:r>
+        <w:rPr w:rFonts="맑은 고딕">
+          <w:rFonts w:ascii="맑은 고딕" w:hAnsi="맑은 고딕" w:eastAsia="맑은 고딕"/>
+          <w:b w:val="0"/>
+          <w:sz w:val="21"/>
+        </w:rPr>
+        <w:t>아련한 그리움과 서정미의 극치를 들려주는 불멸의 명곡 'White Christmas'를 필두로, 성스러운 종교적 경건함이 돋보이는 'Silent Night', 앤드루스 시스터스와의 경쾌하고 스윙감 넘치는 호흡이 돋보이는 'Jingle Bells'와 하와이안 풍미의 이색적인 캐럴 'Mele Kalikimaka'에 이르기까지 낭만과 활기가 완벽한 조화를 이룹니다.</w:t>
+      </w:r>
+    </w:p>
+    <w:p>
+      <w:pPr>
+        <w:spacing w:line="324" w:lineRule="auto" w:after="80"/>
+      </w:pPr>
+      <w:r>
+        <w:rPr w:rFonts="맑은 고딕">
+          <w:rFonts w:ascii="맑은 고딕" w:hAnsi="맑은 고딕" w:eastAsia="맑은 고딕"/>
+          <w:b w:val="0"/>
+          <w:color w:val="6B7280"/>
+          <w:sz w:val="21"/>
+        </w:rPr>
+        <w:t xml:space="preserve">· </w:t>
+      </w:r>
+      <w:r>
+        <w:rPr w:rFonts="맑은 고딕">
+          <w:rFonts w:ascii="맑은 고딕" w:hAnsi="맑은 고딕" w:eastAsia="맑은 고딕"/>
+          <w:b/>
+          <w:color w:val="1F2937"/>
+          <w:sz w:val="21"/>
+        </w:rPr>
+        <w:t xml:space="preserve">빈티지 감상 제언: </w:t>
+      </w:r>
+      <w:r>
+        <w:rPr w:rFonts="맑은 고딕">
+          <w:rFonts w:ascii="맑은 고딕" w:hAnsi="맑은 고딕" w:eastAsia="맑은 고딕"/>
+          <w:b w:val="0"/>
+          <w:sz w:val="21"/>
+        </w:rPr>
+        <w:t>모노(Mono) 레코딩 특유의 도톰하고 밀도 높은 중앙 정위감은 진공관 앰프의 은은한 온기와 만났을 때 비로소 진가를 발휘합니다. 턴테이블의 바늘이 소릿골을 스치며 자아내는 은근한 표면 잡음(Surface Noise)과 함께 흘러나오는 크로스비의 깊은 흉성(Chest Voice)은 마치 눈 내리는 겨울밤 벽난로 앞에서 장작이 타오르는 듯한 극상의 아날로그적 온기를 선사합니다.</w:t>
+      </w:r>
+    </w:p>
+    <w:p>
+      <w:pPr>
+        <w:spacing w:line="324" w:lineRule="auto" w:after="80"/>
+      </w:pPr>
+      <w:r>
+        <w:rPr w:rFonts="맑은 고딕">
+          <w:rFonts w:ascii="맑은 고딕" w:hAnsi="맑은 고딕" w:eastAsia="맑은 고딕"/>
+          <w:b w:val="0"/>
+          <w:color w:val="6B7280"/>
+          <w:sz w:val="21"/>
+        </w:rPr>
+        <w:t xml:space="preserve">· </w:t>
+      </w:r>
+      <w:r>
+        <w:rPr w:rFonts="맑은 고딕">
+          <w:rFonts w:ascii="맑은 고딕" w:hAnsi="맑은 고딕" w:eastAsia="맑은 고딕"/>
+          <w:b/>
+          <w:color w:val="1F2937"/>
+          <w:sz w:val="21"/>
+        </w:rPr>
+        <w:t xml:space="preserve">소장 가치: </w:t>
+      </w:r>
+      <w:r>
+        <w:rPr w:rFonts="맑은 고딕">
+          <w:rFonts w:ascii="맑은 고딕" w:hAnsi="맑은 고딕" w:eastAsia="맑은 고딕"/>
+          <w:b w:val="0"/>
+          <w:sz w:val="21"/>
+        </w:rPr>
+        <w:t>유행과 세월의 흐름에 쉬이 휩쓸리지 않고 대를 이어 물려줄 수 있는 인류 공통의 소리 유산이라는 점에서 LP 컬렉터라면 필히 턴테이블 곁에 갖추어야 할 불후의 명반입니다.</w:t>
+      </w:r>
+    </w:p>
+    <w:p>
+      <w:pPr>
+        <w:spacing w:line="324" w:lineRule="auto" w:after="120" w:before="160"/>
+      </w:pPr>
+      <w:r>
+        <w:rPr w:rFonts="맑은 고딕">
+          <w:rFonts w:ascii="맑은 고딕" w:hAnsi="맑은 고딕" w:eastAsia="맑은 고딕"/>
+          <w:b/>
+          <w:color w:val="4338CA"/>
+          <w:sz w:val="21"/>
+        </w:rPr>
+        <w:t>이 음반을 통해 아날로그 바늘 끝에서 피어나는 따스한 선율 속에서 지나간 시절의 순수한 낭만과 잊혀지지 않는 성탄의 평화가 전해주는 감동을 다시 한번 경험해 보시는 것은 어떨까요?</w:t>
       </w:r>
     </w:p>
     <w:sectPr>
       <w:pgSz w:w="12240" w:h="15840"/>
-      <w:pgMar w:top="1440" w:right="1440" w:bottom="1440" w:left="1440" w:header="720" w:footer="720" w:gutter="0"/>
+      <w:pgMar w:top="1152" w:right="1296" w:bottom="1152" w:left="1296" w:header="720" w:footer="720" w:gutter="0"/>
       <w:cols w:space="720"/>
       <w:docGrid w:linePitch="360"/>
     </w:sectPr>

--- a/word_reports/위치_127_Bing Crosby_Merry Christmas.docx
+++ b/word_reports/위치_127_Bing Crosby_Merry Christmas.docx
@@ -32,7 +32,7 @@
     </w:p>
     <w:p>
       <w:pPr>
-        <w:spacing w:line="324" w:lineRule="auto" w:before="80" w:after="160"/>
+        <w:spacing w:line="324" w:lineRule="auto" w:before="80" w:after="120"/>
       </w:pPr>
       <w:r>
         <w:rPr w:rFonts="맑은 고딕">
@@ -42,13 +42,6 @@
           <w:sz w:val="22"/>
         </w:rPr>
         <w:t xml:space="preserve">[음반 소개] </w:t>
-      </w:r>
-      <w:r>
-        <w:rPr w:rFonts="맑은 고딕">
-          <w:rFonts w:ascii="맑은 고딕" w:hAnsi="맑은 고딕" w:eastAsia="맑은 고딕"/>
-          <w:b w:val="0"/>
-          <w:sz w:val="21"/>
-        </w:rPr>
       </w:r>
     </w:p>
     <w:p>
@@ -61,7 +54,33 @@
           <w:b w:val="0"/>
           <w:sz w:val="21"/>
         </w:rPr>
-        <w:t>겨울이 깊어지고 첫눈이 내리는 날이면 세대를 초월하여 우리의 귓가를 가장 따스하게 감싸 안는 목소리는 단연 빙 크로스비의 벨벳 같은 바리톤입니다. 1945년 처음 묶여 나온 이 음반은 단순한 캐럴 모음집을 넘어, 차가운 계절마다 인류의 가슴속에 평화와 온기를 지펴온 음악사상 가장 위대한 크리스마스의 고전입니다. 턴테이블 위에서 부드럽게 돌아가는 바이닐의 소릿골은 지나간 시절에 대한 아련한 향수와 함께 영원히 바래지 않을 축복의 서정을 피워 올립니다. 성탄의 진정한 의미와 낭만을 이토록 기품 있고 포근하게 담아낸 예술적 유산은 대중음악사에서 다시 찾기 힘든 축복입니다.</w:t>
+        <w:t>제2차 세계대전의 참화와 불안이 온 세계를 뒤흔들던 1940년대 중반, 빙 크로스비(Bing Crosby)가 남긴 음반 《Merry Christmas》는 상처 입은 인류의 마음을 어루만진 가장 온화하고 기품 있는 음악적 안식처였습니다. 1945년 데카(Decca) 레코드에서 78rpm 쉘락 음반 세트로 세상에 첫선을 보인 이 앨범은, 이후 10인치와 12인치 LP로 모습을 바꾸며 전 세계 대중음악사에서 가장 거대하고 찬연한 크리스마스의 상징으로 군림해 왔습니다. 차가운 포화 속에서 고향의 온기와 가족의 품을 그리워하던 병사들부터, 삭막한 전후 복구기를 견뎌내던 민중들에게 이르기까지 크로스비의 목소리는 단순한 유행가를 넘어 평화와 구원의 서정적 복음으로 다가갔습니다.</w:t>
+      </w:r>
+    </w:p>
+    <w:p>
+      <w:pPr>
+        <w:spacing w:line="324" w:lineRule="auto" w:after="120"/>
+      </w:pPr>
+      <w:r>
+        <w:rPr w:rFonts="맑은 고딕">
+          <w:rFonts w:ascii="맑은 고딕" w:hAnsi="맑은 고딕" w:eastAsia="맑은 고딕"/>
+          <w:b w:val="0"/>
+          <w:sz w:val="21"/>
+        </w:rPr>
+        <w:t>이 음반의 중심에는 어빙 벌린(Irving Berlin)의 불멸의 송가인 'White Christmas'가 자리합니다. 빙 크로스비는 확성기를 향해 포효하듯 부르던 옛 시대의 가창에서 벗어나, 마이크로폰의 음향적 특성을 섬세한 숨결과 입술의 움직임으로 체화해 낸 '크루닝(Crooning)' 창법을 통해 성탄 음악의 패러다임을 송두리째 바꾸어 놓았습니다. 그는 종교적 전례음악의 엄숙함에 갇혀 있던 성탄절을 보편적인 인간애와 그리움, 그리고 가족적인 온기가 넘쳐흐르는 축제의 장으로 이끌어냈습니다. 깊고 그윽한 바리톤 음색 뒤편에 서린 단정한 절제미는, 세속적 낭만주의와 경건한 영성을 한 폭의 수채화처럼 절묘하게 융화시키는 예술적 철학을 오롯이 드러냅니다.</w:t>
+      </w:r>
+    </w:p>
+    <w:p>
+      <w:pPr>
+        <w:spacing w:line="324" w:lineRule="auto" w:after="120"/>
+      </w:pPr>
+      <w:r>
+        <w:rPr w:rFonts="맑은 고딕">
+          <w:rFonts w:ascii="맑은 고딕" w:hAnsi="맑은 고딕" w:eastAsia="맑은 고딕"/>
+          <w:b w:val="0"/>
+          <w:sz w:val="21"/>
+        </w:rPr>
+        <w:t>80년에 이르는 장구한 세월이 흘렀음에도 턴테이블 위에서 회전하는 이 음반의 매력은 전혀 바래지 않았습니다. 앤드루스 시스터즈(The Andrews Sisters)와의 경쾌한 재즈 보컬 인터플레이부터 존 스콧 트로터(John Scott Trotter) 오케스트라의 정갈한 현악 앙상블은 거친 현대 사회에서 퇴색해 가는 순수한 노스탤지어를 아련하게 소환합니다. 겨울의 문턱에서 이 음반을 바늘 아래 얹는 순간, 바이닐의 미세한 표면 잡음마저 귓가를 녹이는 벽난로의 장작 소리로 치환되며 시대를 초월한 낭만과 평온의 세계를 선사합니다.</w:t>
       </w:r>
     </w:p>
     <w:p>
@@ -168,7 +187,7 @@
           <w:b w:val="0"/>
           <w:sz w:val="21"/>
         </w:rPr>
-        <w:t>1945년 데카(Decca Records) 레이블을 통해 78회전 SP 앨범 세트로 첫선을 보인 후, 1950년대 LP(10인치 및 12인치) 포맷으로 재발매되며 전 세계 크리스마스 앨범의 절대적인 기준이자 원형으로 자리 잡았습니다.</w:t>
+        <w:t>1945년 미국 데카(Decca Records)를 통해 78rpm 4장 세트 앨범으로 최초 발매된 이후, LP 기술의 진보에 힘입어 1955년 12인치 장기연주음반(LP)으로 재발행되며 현대적 홀리데이 팝 앨범의 영원한 원형을 완성한 역사적 명반.</w:t>
       </w:r>
     </w:p>
     <w:p>
@@ -199,7 +218,7 @@
           <w:b w:val="0"/>
           <w:sz w:val="21"/>
         </w:rPr>
-        <w:t>수록곡 'White Christmas'는 단일 싱글로만 전 세계 5,000만 장 이상의 경이적인 판매고를 기록하며 기네스 세계 기록에 등재되었고, 본 앨범 전체로는 누적 1,500만 장 이상의 판매량을 달성하며 빌보드 팝 앨범 차트 정상을 수차례 차지했습니다.</w:t>
+        <w:t>타이틀곡 'White Christmas' 단일 싱글만으로 5,000만 장 이상의 경이적인 판매고를 기록(기네스 세계 기록 공식 등재)하였으며, 앨범 누적 판매량 또한 1,500만 장을 상회하며 빌보드 팝 앨범 차트 정상을 여러 차례 탈환한 불멸의 베스트셀러.</w:t>
       </w:r>
     </w:p>
     <w:p>
@@ -230,7 +249,7 @@
           <w:b w:val="0"/>
           <w:sz w:val="21"/>
         </w:rPr>
-        <w:t>타이틀 격인 'White Christmas'로 1942년 아카데미 주제가상을 수상하였으며, 1974년 그래미 명예의 전당(Grammy Hall of Fame) 헌액, 미 의회도서관 국가 녹음 등재목록에 영구 보존 음원으로 선정되어 그 불멸의 권위를 공인받았습니다.</w:t>
+        <w:t>1974년 그래미 명예의 전당(Grammy Hall of Fame) 헌액('White Christmas'), 2002년 미국 의회도서관 국가녹음등재목록(National Recording Registry) 영구 보존 음원으로 선정되며 문화유산으로서의 독보적 가치를 공인받음.</w:t>
       </w:r>
     </w:p>
     <w:p>
@@ -337,7 +356,7 @@
           <w:b w:val="0"/>
           <w:sz w:val="21"/>
         </w:rPr>
-        <w:t>솔로 (보컬리스트 겸 배우)</w:t>
+        <w:t>솔로 (Solo)</w:t>
       </w:r>
     </w:p>
     <w:p>
@@ -368,7 +387,7 @@
           <w:b w:val="0"/>
           <w:sz w:val="21"/>
         </w:rPr>
-        <w:t>빙 크로스비는 마이크라는 근대적 기기를 가장 지적으로 활용하여 속삭이듯 노래하는 '크루너(Crooner)' 창법의 기틀을 다진 20세기 팝 보컬의 위대한 개척자입니다. 부드럽고 깊은 울림을 지닌 바리톤 음색과 편안한 프레이징으로 재즈와 트래디셔널 팝을 완성하며, 이후 프랭크 시나트라를 비롯한 수많은 후대 보컬리스트들에게 절대적인 영향을 미쳤습니다.</w:t>
+        <w:t>20세기 전반 대중음악과 영화계를 평정한 독보적인 엔터테이너이자, 마이크로폰을 음악적 악기로 승화시킨 감미로운 '크루닝(Crooning)' 창법의 개척자입니다. 특유의 편안하고 기품 있는 벨벳 바리톤 보컬로 대중가요의 미학을 재정립하며 프랭크 시나트라, 토니 베넷, 엘비스 프레슬리 등 후대 보컬 거장들에게 지대한 영향을 끼쳤습니다.</w:t>
       </w:r>
     </w:p>
     <w:p>
@@ -413,7 +432,7 @@
           <w:b w:val="0"/>
           <w:sz w:val="21"/>
         </w:rPr>
-        <w:t>본 앨범은 현대적 개념의 '시즌 앨범(Holiday Album)'이라는 새로운 음악적 장르와 산업적 표준을 확립한 기념비적 역작입니다. 어빙 베를린을 비롯한 당대 최고의 작곡가들과 존 스콧 트로터 오케스트라, 앤드루스 시스터스와의 완벽한 협업을 통해 대중성과 예술적 품격을 가장 이상적인 형태로 결합해 냈습니다.</w:t>
+        <w:t>대중음악사에서 '시즌/캐럴 앨범'이라는 독자적 장르의 기틀을 확립한 최초이자 궁극의 마일스톤입니다. 전통적인 성탄 찬송가와 세속적인 팝 스탠더드를 완벽한 미적 균형으로 직조하여, 20세기 중반 빅밴드 스윙 및 팝 오케스트레이션 보컬 음반의 정점을 보여주는 교과서로 평가받습니다.</w:t>
       </w:r>
     </w:p>
     <w:p>
@@ -444,7 +463,7 @@
           <w:b w:val="0"/>
           <w:sz w:val="21"/>
         </w:rPr>
-        <w:t>제2차 세계대전의 포화 속에서 이역만리 전장으로 떠난 군인들과 고향에 남겨진 가족들에게 빙 크로스비의 목소리는 단순한 유행가를 넘어 절실한 위로이자 안식처였습니다. 눈 덮인 고향과 평화로운 성탄을 그리는 노래들은 상처 입은 전후 청춘들의 마음을 보듬으며, 시대의 아픔을 치유하는 집단적 위안의 상징으로 역사 속에 깊이 각인되었습니다.</w:t>
+        <w:t>전쟁의 포화 속에서 태어나 고향과 평화를 갈망하던 세대의 아픔을 치유한 거대한 시대의 메아리입니다. 차가운 전선의 군인들과 그들을 애타게 기다리던 연인들의 마음을 하나로 이어주며, 전후 미국의 황금기를 관통하는 따스한 가족주의와 낭만적 이상향을 고스란히 투영하고 있습니다.</w:t>
       </w:r>
     </w:p>
     <w:p>
@@ -489,7 +508,7 @@
           <w:b w:val="0"/>
           <w:sz w:val="21"/>
         </w:rPr>
-        <w:t>아련한 그리움과 서정미의 극치를 들려주는 불멸의 명곡 'White Christmas'를 필두로, 성스러운 종교적 경건함이 돋보이는 'Silent Night', 앤드루스 시스터스와의 경쾌하고 스윙감 넘치는 호흡이 돋보이는 'Jingle Bells'와 하와이안 풍미의 이색적인 캐럴 'Mele Kalikimaka'에 이르기까지 낭만과 활기가 완벽한 조화를 이룹니다.</w:t>
+        <w:t>아련한 현악 서곡과 함께 눈 덮인 크리스마스의 정경을 깊은 서정으로 그려내는 'White Christmas', 앤드루스 시스터즈의 화려하고 통통 튀는 보컬 하모니가 어우러져 겨울의 축제 분위기를 자아내는 'Jingle Bells'와 'Santa Claus Is Comin' to Town', 그리고 크로스비의 경건한 호흡과 신앙적 고요함이 가슴을 울리는 'Silent Night'에 이르기까지 따뜻함과 활력이 눈부신 조화를 이룹니다.</w:t>
       </w:r>
     </w:p>
     <w:p>
@@ -520,7 +539,7 @@
           <w:b w:val="0"/>
           <w:sz w:val="21"/>
         </w:rPr>
-        <w:t>모노(Mono) 레코딩 특유의 도톰하고 밀도 높은 중앙 정위감은 진공관 앰프의 은은한 온기와 만났을 때 비로소 진가를 발휘합니다. 턴테이블의 바늘이 소릿골을 스치며 자아내는 은근한 표면 잡음(Surface Noise)과 함께 흘러나오는 크로스비의 깊은 흉성(Chest Voice)은 마치 눈 내리는 겨울밤 벽난로 앞에서 장작이 타오르는 듯한 극상의 아날로그적 온기를 선사합니다.</w:t>
+        <w:t>진공관 앰프 특유의 포근한 배음과 중역대가 풍성한 MM 카트리지 시스템으로 턴테이블을 구동할 때, 크로스비 특유의 풍부한 흉성 울림이 벨벳처럼 부드럽게 방 안을 감쌉니다. 회전하는 LP의 미세한 크랙클 노이즈는 차가운 겨울밤 붉게 타오르는 모닥불의 정취를 더해주는 아날로그 사운드의 백미를 느끼게 합니다.</w:t>
       </w:r>
     </w:p>
     <w:p>
@@ -551,7 +570,7 @@
           <w:b w:val="0"/>
           <w:sz w:val="21"/>
         </w:rPr>
-        <w:t>유행과 세월의 흐름에 쉬이 휩쓸리지 않고 대를 이어 물려줄 수 있는 인류 공통의 소리 유산이라는 점에서 LP 컬렉터라면 필히 턴테이블 곁에 갖추어야 할 불후의 명반입니다.</w:t>
+        <w:t>성탄의 진정한 의미와 20세기 아메리칸 팝의 황금기를 아날로그 바이닐 한 장으로 조우할 수 있는 필수 소장반입니다. 계절이 순환할 때마다 턴테이블 위에 필연적으로 올릴 수밖에 없는, 세대를 뛰어넘어 가치를 발하는 문화유산적 컬렉터스 아이템입니다.</w:t>
       </w:r>
     </w:p>
     <w:p>
@@ -565,7 +584,7 @@
           <w:color w:val="4338CA"/>
           <w:sz w:val="21"/>
         </w:rPr>
-        <w:t>이 음반을 통해 아날로그 바늘 끝에서 피어나는 따스한 선율 속에서 지나간 시절의 순수한 낭만과 잊혀지지 않는 성탄의 평화가 전해주는 감동을 다시 한번 경험해 보시는 것은 어떨까요?</w:t>
+        <w:t>이 음반을 통해 아득한 겨울밤의 온기와 세월이 흘러도 바래지 않는 클래식 크루닝이 전해주는 감동을 다시 한번 경험해 보시는 것은 어떨까요?</w:t>
       </w:r>
     </w:p>
     <w:sectPr>
